--- a/assets/Partners/Optium/Optium - IN 45/IN 45.docx
+++ b/assets/Partners/Optium/Optium - IN 45/IN 45.docx
@@ -1,6 +1,6 @@
 
 <file path=word/document.xml><?xml version="1.0" encoding="utf-8"?>
-<w:document xmlns:wpc="http://schemas.microsoft.com/office/word/2010/wordprocessingCanvas" xmlns:cx="http://schemas.microsoft.com/office/drawing/2014/chartex" xmlns:cx1="http://schemas.microsoft.com/office/drawing/2015/9/8/chartex" xmlns:cx2="http://schemas.microsoft.com/office/drawing/2015/10/21/chartex" xmlns:cx3="http://schemas.microsoft.com/office/drawing/2016/5/9/chartex" xmlns:cx4="http://schemas.microsoft.com/office/drawing/2016/5/10/chartex" xmlns:cx5="http://schemas.microsoft.com/office/drawing/2016/5/11/chartex" xmlns:cx6="http://schemas.microsoft.com/office/drawing/2016/5/12/chartex" xmlns:cx7="http://schemas.microsoft.com/office/drawing/2016/5/13/chartex" xmlns:cx8="http://schemas.microsoft.com/office/drawing/2016/5/14/chartex" xmlns:mc="http://schemas.openxmlformats.org/markup-compatibility/2006" xmlns:aink="http://schemas.microsoft.com/office/drawing/2016/ink" xmlns:am3d="http://schemas.microsoft.com/office/drawing/2017/model3d" xmlns:o="urn:schemas-microsoft-com:office:office" xmlns:oel="http://schemas.microsoft.com/office/2019/extlst" xmlns:r="http://schemas.openxmlformats.org/officeDocument/2006/relationships" xmlns:m="http://schemas.openxmlformats.org/officeDocument/2006/math" xmlns:v="urn:schemas-microsoft-com:vml" xmlns:wp14="http://schemas.microsoft.com/office/word/2010/wordprocessingDrawing" xmlns:wp="http://schemas.openxmlformats.org/drawingml/2006/wordprocessingDrawing" xmlns:w10="urn:schemas-microsoft-com:office:word" xmlns:w="http://schemas.openxmlformats.org/wordprocessingml/2006/main" xmlns:w14="http://schemas.microsoft.com/office/word/2010/wordml" xmlns:w15="http://schemas.microsoft.com/office/word/2012/wordml" xmlns:w16cex="http://schemas.microsoft.com/office/word/2018/wordml/cex" xmlns:w16cid="http://schemas.microsoft.com/office/word/2016/wordml/cid" xmlns:w16="http://schemas.microsoft.com/office/word/2018/wordml" xmlns:w16du="http://schemas.microsoft.com/office/word/2023/wordml/word16du" xmlns:w16sdtdh="http://schemas.microsoft.com/office/word/2020/wordml/sdtdatahash" xmlns:w16sdtfl="http://schemas.microsoft.com/office/word/2024/wordml/sdtformatlock" xmlns:w16se="http://schemas.microsoft.com/office/word/2015/wordml/symex" xmlns:wpg="http://schemas.microsoft.com/office/word/2010/wordprocessingGroup" xmlns:wpi="http://schemas.microsoft.com/office/word/2010/wordprocessingInk" xmlns:wne="http://schemas.microsoft.com/office/word/2006/wordml" xmlns:wps="http://schemas.microsoft.com/office/word/2010/wordprocessingShape" mc:Ignorable="w14 w15 w16se w16cid w16 w16cex w16sdtdh w16sdtfl w16du wp14">
+<w:document xmlns:wpc="http://schemas.microsoft.com/office/word/2010/wordprocessingCanvas" xmlns:cx="http://schemas.microsoft.com/office/drawing/2014/chartex" xmlns:cx1="http://schemas.microsoft.com/office/drawing/2015/9/8/chartex" xmlns:cx2="http://schemas.microsoft.com/office/drawing/2015/10/21/chartex" xmlns:cx3="http://schemas.microsoft.com/office/drawing/2016/5/9/chartex" xmlns:cx4="http://schemas.microsoft.com/office/drawing/2016/5/10/chartex" xmlns:cx5="http://schemas.microsoft.com/office/drawing/2016/5/11/chartex" xmlns:cx6="http://schemas.microsoft.com/office/drawing/2016/5/12/chartex" xmlns:cx7="http://schemas.microsoft.com/office/drawing/2016/5/13/chartex" xmlns:cx8="http://schemas.microsoft.com/office/drawing/2016/5/14/chartex" xmlns:mc="http://schemas.openxmlformats.org/markup-compatibility/2006" xmlns:aink="http://schemas.microsoft.com/office/drawing/2016/ink" xmlns:am3d="http://schemas.microsoft.com/office/drawing/2017/model3d" xmlns:o="urn:schemas-microsoft-com:office:office" xmlns:r="http://schemas.openxmlformats.org/officeDocument/2006/relationships" xmlns:m="http://schemas.openxmlformats.org/officeDocument/2006/math" xmlns:v="urn:schemas-microsoft-com:vml" xmlns:wp14="http://schemas.microsoft.com/office/word/2010/wordprocessingDrawing" xmlns:wp="http://schemas.openxmlformats.org/drawingml/2006/wordprocessingDrawing" xmlns:w10="urn:schemas-microsoft-com:office:word" xmlns:w="http://schemas.openxmlformats.org/wordprocessingml/2006/main" xmlns:w14="http://schemas.microsoft.com/office/word/2010/wordml" xmlns:w15="http://schemas.microsoft.com/office/word/2012/wordml" xmlns:w16cid="http://schemas.microsoft.com/office/word/2016/wordml/cid" xmlns:w16se="http://schemas.microsoft.com/office/word/2015/wordml/symex" xmlns:wpg="http://schemas.microsoft.com/office/word/2010/wordprocessingGroup" xmlns:wpi="http://schemas.microsoft.com/office/word/2010/wordprocessingInk" xmlns:wne="http://schemas.microsoft.com/office/word/2006/wordml" xmlns:wps="http://schemas.microsoft.com/office/word/2010/wordprocessingShape" mc:Ignorable="w14 w15 w16se w16cid wp14">
   <w:body>
     <w:p>
       <w:r>
@@ -54,8 +54,13 @@
           <w:numId w:val="12"/>
         </w:numPr>
       </w:pPr>
-      <w:r>
-        <w:t>Linak brand Columnar Motors</w:t>
+      <w:proofErr w:type="spellStart"/>
+      <w:r>
+        <w:t>Linak</w:t>
+      </w:r>
+      <w:proofErr w:type="spellEnd"/>
+      <w:r>
+        <w:t xml:space="preserve"> brand Columnar Motors</w:t>
       </w:r>
     </w:p>
     <w:p>
@@ -66,7 +71,15 @@
         </w:numPr>
       </w:pPr>
       <w:r>
-        <w:t>Electrical operated backrest, height and legrest adjustment</w:t>
+        <w:t xml:space="preserve">Electrical operated backrest, height and </w:t>
+      </w:r>
+      <w:proofErr w:type="spellStart"/>
+      <w:r>
+        <w:t>legrest</w:t>
+      </w:r>
+      <w:proofErr w:type="spellEnd"/>
+      <w:r>
+        <w:t xml:space="preserve"> adjustment</w:t>
       </w:r>
     </w:p>
     <w:p>
@@ -153,8 +166,13 @@
           <w:numId w:val="12"/>
         </w:numPr>
       </w:pPr>
-      <w:r>
-        <w:t>Easy removable ABS mattress platform</w:t>
+      <w:proofErr w:type="gramStart"/>
+      <w:r>
+        <w:t>Easy</w:t>
+      </w:r>
+      <w:proofErr w:type="gramEnd"/>
+      <w:r>
+        <w:t xml:space="preserve"> removable ABS mattress platform</w:t>
       </w:r>
     </w:p>
     <w:p>
@@ -198,7 +216,15 @@
         </w:numPr>
       </w:pPr>
       <w:r>
-        <w:t>Height adjustable stainless steel IV pole</w:t>
+        <w:t xml:space="preserve">Height adjustable </w:t>
+      </w:r>
+      <w:proofErr w:type="gramStart"/>
+      <w:r>
+        <w:t>stainless steel IV</w:t>
+      </w:r>
+      <w:proofErr w:type="gramEnd"/>
+      <w:r>
+        <w:t xml:space="preserve"> pole</w:t>
       </w:r>
     </w:p>
     <w:p>
@@ -297,7 +323,6 @@
         </w:numPr>
       </w:pPr>
       <w:r>
-        <w:lastRenderedPageBreak/>
         <w:t>Examination position</w:t>
       </w:r>
     </w:p>
@@ -309,6 +334,7 @@
         </w:numPr>
       </w:pPr>
       <w:r>
+        <w:lastRenderedPageBreak/>
         <w:t>CPR activation with single button</w:t>
       </w:r>
     </w:p>
@@ -397,7 +423,15 @@
         </w:numPr>
       </w:pPr>
       <w:r>
-        <w:t>Integrated Linak brand weight scale system (Optional)</w:t>
+        <w:t xml:space="preserve">Integrated </w:t>
+      </w:r>
+      <w:proofErr w:type="spellStart"/>
+      <w:r>
+        <w:t>Linak</w:t>
+      </w:r>
+      <w:proofErr w:type="spellEnd"/>
+      <w:r>
+        <w:t xml:space="preserve"> brand weight scale system (Optional)</w:t>
       </w:r>
     </w:p>
     <w:p>
@@ -433,7 +467,25 @@
             <w:b/>
             <w:bCs/>
           </w:rPr>
-          <w:t>Electronic icu bed</w:t>
+          <w:t xml:space="preserve">Electronic </w:t>
+        </w:r>
+        <w:proofErr w:type="spellStart"/>
+        <w:r>
+          <w:rPr>
+            <w:rStyle w:val="Hyperlink"/>
+            <w:b/>
+            <w:bCs/>
+          </w:rPr>
+          <w:t>icu</w:t>
+        </w:r>
+        <w:proofErr w:type="spellEnd"/>
+        <w:r>
+          <w:rPr>
+            <w:rStyle w:val="Hyperlink"/>
+            <w:b/>
+            <w:bCs/>
+          </w:rPr>
+          <w:t xml:space="preserve"> bed</w:t>
         </w:r>
       </w:hyperlink>
     </w:p>
@@ -683,8 +735,13 @@
             <w:hideMark/>
           </w:tcPr>
           <w:p>
+            <w:proofErr w:type="gramStart"/>
             <w:r>
-              <w:t>Trendelenburg : 0°-16°</w:t>
+              <w:t>Trendelenburg :</w:t>
+            </w:r>
+            <w:proofErr w:type="gramEnd"/>
+            <w:r>
+              <w:t xml:space="preserve"> 0°-16°</w:t>
             </w:r>
           </w:p>
         </w:tc>
@@ -843,8 +900,13 @@
             <w:hideMark/>
           </w:tcPr>
           <w:p>
+            <w:proofErr w:type="spellStart"/>
             <w:r>
-              <w:t>Legrest Angle: 0°-35°</w:t>
+              <w:t>Legrest</w:t>
+            </w:r>
+            <w:proofErr w:type="spellEnd"/>
+            <w:r>
+              <w:t xml:space="preserve"> Angle: 0°-35°</w:t>
             </w:r>
           </w:p>
         </w:tc>
@@ -862,7 +924,15 @@
           </w:tcPr>
           <w:p>
             <w:r>
-              <w:t>Batteries: 2x 12V Series Connected, sealed, rechargeable, Lead / Acid gel,1.2 amp hrs.</w:t>
+              <w:t>Batteries: 2x 12V Series Connected, sealed, rechargeable, Lead / Acid gel,</w:t>
+            </w:r>
+            <w:proofErr w:type="gramStart"/>
+            <w:r>
+              <w:t>1.2 amp</w:t>
+            </w:r>
+            <w:proofErr w:type="gramEnd"/>
+            <w:r>
+              <w:t xml:space="preserve"> hrs.</w:t>
             </w:r>
           </w:p>
         </w:tc>
@@ -920,1428 +990,9 @@
       </w:tr>
     </w:tbl>
     <w:p>
-      <w:r>
-        <w:lastRenderedPageBreak/>
-        <w:drawing>
-          <wp:inline distT="0" distB="0" distL="0" distR="0" wp14:anchorId="3F671F3C" wp14:editId="6CDD8B3F">
-            <wp:extent cx="5943600" cy="1307465"/>
-            <wp:effectExtent l="0" t="0" r="0" b="6985"/>
-            <wp:docPr id="898951692" name="Picture 48"/>
-            <wp:cNvGraphicFramePr>
-              <a:graphicFrameLocks xmlns:a="http://schemas.openxmlformats.org/drawingml/2006/main" noChangeAspect="1"/>
-            </wp:cNvGraphicFramePr>
-            <a:graphic xmlns:a="http://schemas.openxmlformats.org/drawingml/2006/main">
-              <a:graphicData uri="http://schemas.openxmlformats.org/drawingml/2006/picture">
-                <pic:pic xmlns:pic="http://schemas.openxmlformats.org/drawingml/2006/picture">
-                  <pic:nvPicPr>
-                    <pic:cNvPr id="0" name="Picture 121"/>
-                    <pic:cNvPicPr>
-                      <a:picLocks noChangeAspect="1" noChangeArrowheads="1"/>
-                    </pic:cNvPicPr>
-                  </pic:nvPicPr>
-                  <pic:blipFill>
-                    <a:blip r:embed="rId8">
-                      <a:extLst>
-                        <a:ext uri="{28A0092B-C50C-407E-A947-70E740481C1C}">
-                          <a14:useLocalDpi xmlns:a14="http://schemas.microsoft.com/office/drawing/2010/main" val="0"/>
-                        </a:ext>
-                      </a:extLst>
-                    </a:blip>
-                    <a:srcRect/>
-                    <a:stretch>
-                      <a:fillRect/>
-                    </a:stretch>
-                  </pic:blipFill>
-                  <pic:spPr bwMode="auto">
-                    <a:xfrm>
-                      <a:off x="0" y="0"/>
-                      <a:ext cx="5943600" cy="1307465"/>
-                    </a:xfrm>
-                    <a:prstGeom prst="rect">
-                      <a:avLst/>
-                    </a:prstGeom>
-                    <a:noFill/>
-                    <a:ln>
-                      <a:noFill/>
-                    </a:ln>
-                  </pic:spPr>
-                </pic:pic>
-              </a:graphicData>
-            </a:graphic>
-          </wp:inline>
-        </w:drawing>
-      </w:r>
+      <w:bookmarkStart w:id="0" w:name="_GoBack"/>
+      <w:bookmarkEnd w:id="0"/>
     </w:p>
-    <w:p>
-      <w:r>
-        <w:rPr>
-          <w:b/>
-          <w:bCs/>
-        </w:rPr>
-        <w:t>ACCESSORIES</w:t>
-      </w:r>
-    </w:p>
-    <w:p>
-      <w:r>
-        <w:drawing>
-          <wp:inline distT="0" distB="0" distL="0" distR="0" wp14:anchorId="7226274C" wp14:editId="3D4736B3">
-            <wp:extent cx="1851660" cy="1851660"/>
-            <wp:effectExtent l="0" t="0" r="0" b="0"/>
-            <wp:docPr id="2076741749" name="Picture 47"/>
-            <wp:cNvGraphicFramePr>
-              <a:graphicFrameLocks xmlns:a="http://schemas.openxmlformats.org/drawingml/2006/main" noChangeAspect="1"/>
-            </wp:cNvGraphicFramePr>
-            <a:graphic xmlns:a="http://schemas.openxmlformats.org/drawingml/2006/main">
-              <a:graphicData uri="http://schemas.openxmlformats.org/drawingml/2006/picture">
-                <pic:pic xmlns:pic="http://schemas.openxmlformats.org/drawingml/2006/picture">
-                  <pic:nvPicPr>
-                    <pic:cNvPr id="0" name="Picture 122"/>
-                    <pic:cNvPicPr>
-                      <a:picLocks noChangeAspect="1" noChangeArrowheads="1"/>
-                    </pic:cNvPicPr>
-                  </pic:nvPicPr>
-                  <pic:blipFill>
-                    <a:blip r:embed="rId9">
-                      <a:extLst>
-                        <a:ext uri="{28A0092B-C50C-407E-A947-70E740481C1C}">
-                          <a14:useLocalDpi xmlns:a14="http://schemas.microsoft.com/office/drawing/2010/main" val="0"/>
-                        </a:ext>
-                      </a:extLst>
-                    </a:blip>
-                    <a:srcRect/>
-                    <a:stretch>
-                      <a:fillRect/>
-                    </a:stretch>
-                  </pic:blipFill>
-                  <pic:spPr bwMode="auto">
-                    <a:xfrm>
-                      <a:off x="0" y="0"/>
-                      <a:ext cx="1851660" cy="1851660"/>
-                    </a:xfrm>
-                    <a:prstGeom prst="rect">
-                      <a:avLst/>
-                    </a:prstGeom>
-                    <a:noFill/>
-                    <a:ln>
-                      <a:noFill/>
-                    </a:ln>
-                  </pic:spPr>
-                </pic:pic>
-              </a:graphicData>
-            </a:graphic>
-          </wp:inline>
-        </w:drawing>
-      </w:r>
-    </w:p>
-    <w:p>
-      <w:r>
-        <w:t>Central Brake Castors 150 mm</w:t>
-      </w:r>
-    </w:p>
-    <w:p>
-      <w:r>
-        <w:drawing>
-          <wp:inline distT="0" distB="0" distL="0" distR="0" wp14:anchorId="3CBE7B08" wp14:editId="70279BF9">
-            <wp:extent cx="1851660" cy="1851660"/>
-            <wp:effectExtent l="0" t="0" r="0" b="0"/>
-            <wp:docPr id="1999266677" name="Picture 46"/>
-            <wp:cNvGraphicFramePr>
-              <a:graphicFrameLocks xmlns:a="http://schemas.openxmlformats.org/drawingml/2006/main" noChangeAspect="1"/>
-            </wp:cNvGraphicFramePr>
-            <a:graphic xmlns:a="http://schemas.openxmlformats.org/drawingml/2006/main">
-              <a:graphicData uri="http://schemas.openxmlformats.org/drawingml/2006/picture">
-                <pic:pic xmlns:pic="http://schemas.openxmlformats.org/drawingml/2006/picture">
-                  <pic:nvPicPr>
-                    <pic:cNvPr id="0" name="Picture 123"/>
-                    <pic:cNvPicPr>
-                      <a:picLocks noChangeAspect="1" noChangeArrowheads="1"/>
-                    </pic:cNvPicPr>
-                  </pic:nvPicPr>
-                  <pic:blipFill>
-                    <a:blip r:embed="rId10">
-                      <a:extLst>
-                        <a:ext uri="{28A0092B-C50C-407E-A947-70E740481C1C}">
-                          <a14:useLocalDpi xmlns:a14="http://schemas.microsoft.com/office/drawing/2010/main" val="0"/>
-                        </a:ext>
-                      </a:extLst>
-                    </a:blip>
-                    <a:srcRect/>
-                    <a:stretch>
-                      <a:fillRect/>
-                    </a:stretch>
-                  </pic:blipFill>
-                  <pic:spPr bwMode="auto">
-                    <a:xfrm>
-                      <a:off x="0" y="0"/>
-                      <a:ext cx="1851660" cy="1851660"/>
-                    </a:xfrm>
-                    <a:prstGeom prst="rect">
-                      <a:avLst/>
-                    </a:prstGeom>
-                    <a:noFill/>
-                    <a:ln>
-                      <a:noFill/>
-                    </a:ln>
-                  </pic:spPr>
-                </pic:pic>
-              </a:graphicData>
-            </a:graphic>
-          </wp:inline>
-        </w:drawing>
-      </w:r>
-    </w:p>
-    <w:p>
-      <w:r>
-        <w:t>Foot-end Nurse Control Panel</w:t>
-      </w:r>
-    </w:p>
-    <w:p>
-      <w:r>
-        <w:lastRenderedPageBreak/>
-        <w:drawing>
-          <wp:inline distT="0" distB="0" distL="0" distR="0" wp14:anchorId="7282B573" wp14:editId="6AE1581B">
-            <wp:extent cx="3550920" cy="3505200"/>
-            <wp:effectExtent l="0" t="0" r="0" b="0"/>
-            <wp:docPr id="479773001" name="Picture 45"/>
-            <wp:cNvGraphicFramePr>
-              <a:graphicFrameLocks xmlns:a="http://schemas.openxmlformats.org/drawingml/2006/main" noChangeAspect="1"/>
-            </wp:cNvGraphicFramePr>
-            <a:graphic xmlns:a="http://schemas.openxmlformats.org/drawingml/2006/main">
-              <a:graphicData uri="http://schemas.openxmlformats.org/drawingml/2006/picture">
-                <pic:pic xmlns:pic="http://schemas.openxmlformats.org/drawingml/2006/picture">
-                  <pic:nvPicPr>
-                    <pic:cNvPr id="0" name="Picture 124"/>
-                    <pic:cNvPicPr>
-                      <a:picLocks noChangeAspect="1" noChangeArrowheads="1"/>
-                    </pic:cNvPicPr>
-                  </pic:nvPicPr>
-                  <pic:blipFill>
-                    <a:blip r:embed="rId11">
-                      <a:extLst>
-                        <a:ext uri="{28A0092B-C50C-407E-A947-70E740481C1C}">
-                          <a14:useLocalDpi xmlns:a14="http://schemas.microsoft.com/office/drawing/2010/main" val="0"/>
-                        </a:ext>
-                      </a:extLst>
-                    </a:blip>
-                    <a:srcRect/>
-                    <a:stretch>
-                      <a:fillRect/>
-                    </a:stretch>
-                  </pic:blipFill>
-                  <pic:spPr bwMode="auto">
-                    <a:xfrm>
-                      <a:off x="0" y="0"/>
-                      <a:ext cx="3550920" cy="3505200"/>
-                    </a:xfrm>
-                    <a:prstGeom prst="rect">
-                      <a:avLst/>
-                    </a:prstGeom>
-                    <a:noFill/>
-                    <a:ln>
-                      <a:noFill/>
-                    </a:ln>
-                  </pic:spPr>
-                </pic:pic>
-              </a:graphicData>
-            </a:graphic>
-          </wp:inline>
-        </w:drawing>
-      </w:r>
-    </w:p>
-    <w:p>
-      <w:r>
-        <w:t>Rechargeable Battery Backup</w:t>
-      </w:r>
-    </w:p>
-    <w:p>
-      <w:r>
-        <w:drawing>
-          <wp:inline distT="0" distB="0" distL="0" distR="0" wp14:anchorId="1B77EAED" wp14:editId="7E41D6DE">
-            <wp:extent cx="1851660" cy="1851660"/>
-            <wp:effectExtent l="0" t="0" r="0" b="0"/>
-            <wp:docPr id="181027085" name="Picture 44"/>
-            <wp:cNvGraphicFramePr>
-              <a:graphicFrameLocks xmlns:a="http://schemas.openxmlformats.org/drawingml/2006/main" noChangeAspect="1"/>
-            </wp:cNvGraphicFramePr>
-            <a:graphic xmlns:a="http://schemas.openxmlformats.org/drawingml/2006/main">
-              <a:graphicData uri="http://schemas.openxmlformats.org/drawingml/2006/picture">
-                <pic:pic xmlns:pic="http://schemas.openxmlformats.org/drawingml/2006/picture">
-                  <pic:nvPicPr>
-                    <pic:cNvPr id="0" name="Picture 125"/>
-                    <pic:cNvPicPr>
-                      <a:picLocks noChangeAspect="1" noChangeArrowheads="1"/>
-                    </pic:cNvPicPr>
-                  </pic:nvPicPr>
-                  <pic:blipFill>
-                    <a:blip r:embed="rId12">
-                      <a:extLst>
-                        <a:ext uri="{28A0092B-C50C-407E-A947-70E740481C1C}">
-                          <a14:useLocalDpi xmlns:a14="http://schemas.microsoft.com/office/drawing/2010/main" val="0"/>
-                        </a:ext>
-                      </a:extLst>
-                    </a:blip>
-                    <a:srcRect/>
-                    <a:stretch>
-                      <a:fillRect/>
-                    </a:stretch>
-                  </pic:blipFill>
-                  <pic:spPr bwMode="auto">
-                    <a:xfrm>
-                      <a:off x="0" y="0"/>
-                      <a:ext cx="1851660" cy="1851660"/>
-                    </a:xfrm>
-                    <a:prstGeom prst="rect">
-                      <a:avLst/>
-                    </a:prstGeom>
-                    <a:noFill/>
-                    <a:ln>
-                      <a:noFill/>
-                    </a:ln>
-                  </pic:spPr>
-                </pic:pic>
-              </a:graphicData>
-            </a:graphic>
-          </wp:inline>
-        </w:drawing>
-      </w:r>
-    </w:p>
-    <w:p>
-      <w:r>
-        <w:t>X-Ray Translucent Backrest with Cassette Holder</w:t>
-      </w:r>
-    </w:p>
-    <w:p>
-      <w:r>
-        <w:lastRenderedPageBreak/>
-        <w:drawing>
-          <wp:inline distT="0" distB="0" distL="0" distR="0" wp14:anchorId="627C3A2C" wp14:editId="06B2B0A6">
-            <wp:extent cx="3543300" cy="3535680"/>
-            <wp:effectExtent l="0" t="0" r="0" b="7620"/>
-            <wp:docPr id="890381403" name="Picture 43"/>
-            <wp:cNvGraphicFramePr>
-              <a:graphicFrameLocks xmlns:a="http://schemas.openxmlformats.org/drawingml/2006/main" noChangeAspect="1"/>
-            </wp:cNvGraphicFramePr>
-            <a:graphic xmlns:a="http://schemas.openxmlformats.org/drawingml/2006/main">
-              <a:graphicData uri="http://schemas.openxmlformats.org/drawingml/2006/picture">
-                <pic:pic xmlns:pic="http://schemas.openxmlformats.org/drawingml/2006/picture">
-                  <pic:nvPicPr>
-                    <pic:cNvPr id="0" name="Picture 126"/>
-                    <pic:cNvPicPr>
-                      <a:picLocks noChangeAspect="1" noChangeArrowheads="1"/>
-                    </pic:cNvPicPr>
-                  </pic:nvPicPr>
-                  <pic:blipFill>
-                    <a:blip r:embed="rId13">
-                      <a:extLst>
-                        <a:ext uri="{28A0092B-C50C-407E-A947-70E740481C1C}">
-                          <a14:useLocalDpi xmlns:a14="http://schemas.microsoft.com/office/drawing/2010/main" val="0"/>
-                        </a:ext>
-                      </a:extLst>
-                    </a:blip>
-                    <a:srcRect/>
-                    <a:stretch>
-                      <a:fillRect/>
-                    </a:stretch>
-                  </pic:blipFill>
-                  <pic:spPr bwMode="auto">
-                    <a:xfrm>
-                      <a:off x="0" y="0"/>
-                      <a:ext cx="3543300" cy="3535680"/>
-                    </a:xfrm>
-                    <a:prstGeom prst="rect">
-                      <a:avLst/>
-                    </a:prstGeom>
-                    <a:noFill/>
-                    <a:ln>
-                      <a:noFill/>
-                    </a:ln>
-                  </pic:spPr>
-                </pic:pic>
-              </a:graphicData>
-            </a:graphic>
-          </wp:inline>
-        </w:drawing>
-      </w:r>
-    </w:p>
-    <w:p>
-      <w:r>
-        <w:t>Dual Sided Manual CPR at Backrest</w:t>
-      </w:r>
-    </w:p>
-    <w:p>
-      <w:r>
-        <w:drawing>
-          <wp:inline distT="0" distB="0" distL="0" distR="0" wp14:anchorId="52D08D0A" wp14:editId="4BAFBF08">
-            <wp:extent cx="3535680" cy="3535680"/>
-            <wp:effectExtent l="0" t="0" r="7620" b="7620"/>
-            <wp:docPr id="1523130071" name="Picture 42"/>
-            <wp:cNvGraphicFramePr>
-              <a:graphicFrameLocks xmlns:a="http://schemas.openxmlformats.org/drawingml/2006/main" noChangeAspect="1"/>
-            </wp:cNvGraphicFramePr>
-            <a:graphic xmlns:a="http://schemas.openxmlformats.org/drawingml/2006/main">
-              <a:graphicData uri="http://schemas.openxmlformats.org/drawingml/2006/picture">
-                <pic:pic xmlns:pic="http://schemas.openxmlformats.org/drawingml/2006/picture">
-                  <pic:nvPicPr>
-                    <pic:cNvPr id="0" name="Picture 127"/>
-                    <pic:cNvPicPr>
-                      <a:picLocks noChangeAspect="1" noChangeArrowheads="1"/>
-                    </pic:cNvPicPr>
-                  </pic:nvPicPr>
-                  <pic:blipFill>
-                    <a:blip r:embed="rId14">
-                      <a:extLst>
-                        <a:ext uri="{28A0092B-C50C-407E-A947-70E740481C1C}">
-                          <a14:useLocalDpi xmlns:a14="http://schemas.microsoft.com/office/drawing/2010/main" val="0"/>
-                        </a:ext>
-                      </a:extLst>
-                    </a:blip>
-                    <a:srcRect/>
-                    <a:stretch>
-                      <a:fillRect/>
-                    </a:stretch>
-                  </pic:blipFill>
-                  <pic:spPr bwMode="auto">
-                    <a:xfrm>
-                      <a:off x="0" y="0"/>
-                      <a:ext cx="3535680" cy="3535680"/>
-                    </a:xfrm>
-                    <a:prstGeom prst="rect">
-                      <a:avLst/>
-                    </a:prstGeom>
-                    <a:noFill/>
-                    <a:ln>
-                      <a:noFill/>
-                    </a:ln>
-                  </pic:spPr>
-                </pic:pic>
-              </a:graphicData>
-            </a:graphic>
-          </wp:inline>
-        </w:drawing>
-      </w:r>
-    </w:p>
-    <w:p>
-      <w:r>
-        <w:t>Control Panels Embedded on Side Rails</w:t>
-      </w:r>
-    </w:p>
-    <w:p>
-      <w:r>
-        <w:lastRenderedPageBreak/>
-        <w:drawing>
-          <wp:inline distT="0" distB="0" distL="0" distR="0" wp14:anchorId="25BF976B" wp14:editId="6EB31DC0">
-            <wp:extent cx="1851660" cy="1851660"/>
-            <wp:effectExtent l="0" t="0" r="0" b="0"/>
-            <wp:docPr id="1483046740" name="Picture 41"/>
-            <wp:cNvGraphicFramePr>
-              <a:graphicFrameLocks xmlns:a="http://schemas.openxmlformats.org/drawingml/2006/main" noChangeAspect="1"/>
-            </wp:cNvGraphicFramePr>
-            <a:graphic xmlns:a="http://schemas.openxmlformats.org/drawingml/2006/main">
-              <a:graphicData uri="http://schemas.openxmlformats.org/drawingml/2006/picture">
-                <pic:pic xmlns:pic="http://schemas.openxmlformats.org/drawingml/2006/picture">
-                  <pic:nvPicPr>
-                    <pic:cNvPr id="0" name="Picture 128"/>
-                    <pic:cNvPicPr>
-                      <a:picLocks noChangeAspect="1" noChangeArrowheads="1"/>
-                    </pic:cNvPicPr>
-                  </pic:nvPicPr>
-                  <pic:blipFill>
-                    <a:blip r:embed="rId15">
-                      <a:extLst>
-                        <a:ext uri="{28A0092B-C50C-407E-A947-70E740481C1C}">
-                          <a14:useLocalDpi xmlns:a14="http://schemas.microsoft.com/office/drawing/2010/main" val="0"/>
-                        </a:ext>
-                      </a:extLst>
-                    </a:blip>
-                    <a:srcRect/>
-                    <a:stretch>
-                      <a:fillRect/>
-                    </a:stretch>
-                  </pic:blipFill>
-                  <pic:spPr bwMode="auto">
-                    <a:xfrm>
-                      <a:off x="0" y="0"/>
-                      <a:ext cx="1851660" cy="1851660"/>
-                    </a:xfrm>
-                    <a:prstGeom prst="rect">
-                      <a:avLst/>
-                    </a:prstGeom>
-                    <a:noFill/>
-                    <a:ln>
-                      <a:noFill/>
-                    </a:ln>
-                  </pic:spPr>
-                </pic:pic>
-              </a:graphicData>
-            </a:graphic>
-          </wp:inline>
-        </w:drawing>
-      </w:r>
-    </w:p>
-    <w:p>
-      <w:r>
-        <w:t>Oxygen Cylinder Holder</w:t>
-      </w:r>
-    </w:p>
-    <w:p>
-      <w:r>
-        <w:drawing>
-          <wp:inline distT="0" distB="0" distL="0" distR="0" wp14:anchorId="4220B518" wp14:editId="52F825AC">
-            <wp:extent cx="1851660" cy="1851660"/>
-            <wp:effectExtent l="0" t="0" r="0" b="0"/>
-            <wp:docPr id="1521345650" name="Picture 40"/>
-            <wp:cNvGraphicFramePr>
-              <a:graphicFrameLocks xmlns:a="http://schemas.openxmlformats.org/drawingml/2006/main" noChangeAspect="1"/>
-            </wp:cNvGraphicFramePr>
-            <a:graphic xmlns:a="http://schemas.openxmlformats.org/drawingml/2006/main">
-              <a:graphicData uri="http://schemas.openxmlformats.org/drawingml/2006/picture">
-                <pic:pic xmlns:pic="http://schemas.openxmlformats.org/drawingml/2006/picture">
-                  <pic:nvPicPr>
-                    <pic:cNvPr id="0" name="Picture 129"/>
-                    <pic:cNvPicPr>
-                      <a:picLocks noChangeAspect="1" noChangeArrowheads="1"/>
-                    </pic:cNvPicPr>
-                  </pic:nvPicPr>
-                  <pic:blipFill>
-                    <a:blip r:embed="rId16">
-                      <a:extLst>
-                        <a:ext uri="{28A0092B-C50C-407E-A947-70E740481C1C}">
-                          <a14:useLocalDpi xmlns:a14="http://schemas.microsoft.com/office/drawing/2010/main" val="0"/>
-                        </a:ext>
-                      </a:extLst>
-                    </a:blip>
-                    <a:srcRect/>
-                    <a:stretch>
-                      <a:fillRect/>
-                    </a:stretch>
-                  </pic:blipFill>
-                  <pic:spPr bwMode="auto">
-                    <a:xfrm>
-                      <a:off x="0" y="0"/>
-                      <a:ext cx="1851660" cy="1851660"/>
-                    </a:xfrm>
-                    <a:prstGeom prst="rect">
-                      <a:avLst/>
-                    </a:prstGeom>
-                    <a:noFill/>
-                    <a:ln>
-                      <a:noFill/>
-                    </a:ln>
-                  </pic:spPr>
-                </pic:pic>
-              </a:graphicData>
-            </a:graphic>
-          </wp:inline>
-        </w:drawing>
-      </w:r>
-    </w:p>
-    <w:p>
-      <w:r>
-        <w:t>Stationary Headboard</w:t>
-      </w:r>
-    </w:p>
-    <w:p>
-      <w:r>
-        <w:drawing>
-          <wp:inline distT="0" distB="0" distL="0" distR="0" wp14:anchorId="7BD02FA8" wp14:editId="0FF18DBE">
-            <wp:extent cx="1851660" cy="1851660"/>
-            <wp:effectExtent l="0" t="0" r="0" b="0"/>
-            <wp:docPr id="1742415704" name="Picture 39"/>
-            <wp:cNvGraphicFramePr>
-              <a:graphicFrameLocks xmlns:a="http://schemas.openxmlformats.org/drawingml/2006/main" noChangeAspect="1"/>
-            </wp:cNvGraphicFramePr>
-            <a:graphic xmlns:a="http://schemas.openxmlformats.org/drawingml/2006/main">
-              <a:graphicData uri="http://schemas.openxmlformats.org/drawingml/2006/picture">
-                <pic:pic xmlns:pic="http://schemas.openxmlformats.org/drawingml/2006/picture">
-                  <pic:nvPicPr>
-                    <pic:cNvPr id="0" name="Picture 130"/>
-                    <pic:cNvPicPr>
-                      <a:picLocks noChangeAspect="1" noChangeArrowheads="1"/>
-                    </pic:cNvPicPr>
-                  </pic:nvPicPr>
-                  <pic:blipFill>
-                    <a:blip r:embed="rId17">
-                      <a:extLst>
-                        <a:ext uri="{28A0092B-C50C-407E-A947-70E740481C1C}">
-                          <a14:useLocalDpi xmlns:a14="http://schemas.microsoft.com/office/drawing/2010/main" val="0"/>
-                        </a:ext>
-                      </a:extLst>
-                    </a:blip>
-                    <a:srcRect/>
-                    <a:stretch>
-                      <a:fillRect/>
-                    </a:stretch>
-                  </pic:blipFill>
-                  <pic:spPr bwMode="auto">
-                    <a:xfrm>
-                      <a:off x="0" y="0"/>
-                      <a:ext cx="1851660" cy="1851660"/>
-                    </a:xfrm>
-                    <a:prstGeom prst="rect">
-                      <a:avLst/>
-                    </a:prstGeom>
-                    <a:noFill/>
-                    <a:ln>
-                      <a:noFill/>
-                    </a:ln>
-                  </pic:spPr>
-                </pic:pic>
-              </a:graphicData>
-            </a:graphic>
-          </wp:inline>
-        </w:drawing>
-      </w:r>
-    </w:p>
-    <w:p>
-      <w:r>
-        <w:t>Urine Bag Basket</w:t>
-      </w:r>
-    </w:p>
-    <w:p>
-      <w:r>
-        <w:lastRenderedPageBreak/>
-        <w:drawing>
-          <wp:inline distT="0" distB="0" distL="0" distR="0" wp14:anchorId="7CC14D58" wp14:editId="45E29A48">
-            <wp:extent cx="1851660" cy="1851660"/>
-            <wp:effectExtent l="0" t="0" r="0" b="0"/>
-            <wp:docPr id="670924180" name="Picture 38"/>
-            <wp:cNvGraphicFramePr>
-              <a:graphicFrameLocks xmlns:a="http://schemas.openxmlformats.org/drawingml/2006/main" noChangeAspect="1"/>
-            </wp:cNvGraphicFramePr>
-            <a:graphic xmlns:a="http://schemas.openxmlformats.org/drawingml/2006/main">
-              <a:graphicData uri="http://schemas.openxmlformats.org/drawingml/2006/picture">
-                <pic:pic xmlns:pic="http://schemas.openxmlformats.org/drawingml/2006/picture">
-                  <pic:nvPicPr>
-                    <pic:cNvPr id="0" name="Picture 131"/>
-                    <pic:cNvPicPr>
-                      <a:picLocks noChangeAspect="1" noChangeArrowheads="1"/>
-                    </pic:cNvPicPr>
-                  </pic:nvPicPr>
-                  <pic:blipFill>
-                    <a:blip r:embed="rId18">
-                      <a:extLst>
-                        <a:ext uri="{28A0092B-C50C-407E-A947-70E740481C1C}">
-                          <a14:useLocalDpi xmlns:a14="http://schemas.microsoft.com/office/drawing/2010/main" val="0"/>
-                        </a:ext>
-                      </a:extLst>
-                    </a:blip>
-                    <a:srcRect/>
-                    <a:stretch>
-                      <a:fillRect/>
-                    </a:stretch>
-                  </pic:blipFill>
-                  <pic:spPr bwMode="auto">
-                    <a:xfrm>
-                      <a:off x="0" y="0"/>
-                      <a:ext cx="1851660" cy="1851660"/>
-                    </a:xfrm>
-                    <a:prstGeom prst="rect">
-                      <a:avLst/>
-                    </a:prstGeom>
-                    <a:noFill/>
-                    <a:ln>
-                      <a:noFill/>
-                    </a:ln>
-                  </pic:spPr>
-                </pic:pic>
-              </a:graphicData>
-            </a:graphic>
-          </wp:inline>
-        </w:drawing>
-      </w:r>
-    </w:p>
-    <w:p>
-      <w:r>
-        <w:t>Bed Extension</w:t>
-      </w:r>
-    </w:p>
-    <w:p>
-      <w:r>
-        <w:drawing>
-          <wp:inline distT="0" distB="0" distL="0" distR="0" wp14:anchorId="1EC118FD" wp14:editId="34446C58">
-            <wp:extent cx="1851660" cy="1851660"/>
-            <wp:effectExtent l="0" t="0" r="0" b="0"/>
-            <wp:docPr id="50960462" name="Picture 37"/>
-            <wp:cNvGraphicFramePr>
-              <a:graphicFrameLocks xmlns:a="http://schemas.openxmlformats.org/drawingml/2006/main" noChangeAspect="1"/>
-            </wp:cNvGraphicFramePr>
-            <a:graphic xmlns:a="http://schemas.openxmlformats.org/drawingml/2006/main">
-              <a:graphicData uri="http://schemas.openxmlformats.org/drawingml/2006/picture">
-                <pic:pic xmlns:pic="http://schemas.openxmlformats.org/drawingml/2006/picture">
-                  <pic:nvPicPr>
-                    <pic:cNvPr id="0" name="Picture 132"/>
-                    <pic:cNvPicPr>
-                      <a:picLocks noChangeAspect="1" noChangeArrowheads="1"/>
-                    </pic:cNvPicPr>
-                  </pic:nvPicPr>
-                  <pic:blipFill>
-                    <a:blip r:embed="rId19">
-                      <a:extLst>
-                        <a:ext uri="{28A0092B-C50C-407E-A947-70E740481C1C}">
-                          <a14:useLocalDpi xmlns:a14="http://schemas.microsoft.com/office/drawing/2010/main" val="0"/>
-                        </a:ext>
-                      </a:extLst>
-                    </a:blip>
-                    <a:srcRect/>
-                    <a:stretch>
-                      <a:fillRect/>
-                    </a:stretch>
-                  </pic:blipFill>
-                  <pic:spPr bwMode="auto">
-                    <a:xfrm>
-                      <a:off x="0" y="0"/>
-                      <a:ext cx="1851660" cy="1851660"/>
-                    </a:xfrm>
-                    <a:prstGeom prst="rect">
-                      <a:avLst/>
-                    </a:prstGeom>
-                    <a:noFill/>
-                    <a:ln>
-                      <a:noFill/>
-                    </a:ln>
-                  </pic:spPr>
-                </pic:pic>
-              </a:graphicData>
-            </a:graphic>
-          </wp:inline>
-        </w:drawing>
-      </w:r>
-    </w:p>
-    <w:p>
-      <w:r>
-        <w:t>Lifting Pole</w:t>
-      </w:r>
-    </w:p>
-    <w:p>
-      <w:r>
-        <w:drawing>
-          <wp:inline distT="0" distB="0" distL="0" distR="0" wp14:anchorId="70E86AAA" wp14:editId="62E301CE">
-            <wp:extent cx="1851660" cy="1851660"/>
-            <wp:effectExtent l="0" t="0" r="0" b="0"/>
-            <wp:docPr id="799275658" name="Picture 36"/>
-            <wp:cNvGraphicFramePr>
-              <a:graphicFrameLocks xmlns:a="http://schemas.openxmlformats.org/drawingml/2006/main" noChangeAspect="1"/>
-            </wp:cNvGraphicFramePr>
-            <a:graphic xmlns:a="http://schemas.openxmlformats.org/drawingml/2006/main">
-              <a:graphicData uri="http://schemas.openxmlformats.org/drawingml/2006/picture">
-                <pic:pic xmlns:pic="http://schemas.openxmlformats.org/drawingml/2006/picture">
-                  <pic:nvPicPr>
-                    <pic:cNvPr id="0" name="Picture 133"/>
-                    <pic:cNvPicPr>
-                      <a:picLocks noChangeAspect="1" noChangeArrowheads="1"/>
-                    </pic:cNvPicPr>
-                  </pic:nvPicPr>
-                  <pic:blipFill>
-                    <a:blip r:embed="rId20">
-                      <a:extLst>
-                        <a:ext uri="{28A0092B-C50C-407E-A947-70E740481C1C}">
-                          <a14:useLocalDpi xmlns:a14="http://schemas.microsoft.com/office/drawing/2010/main" val="0"/>
-                        </a:ext>
-                      </a:extLst>
-                    </a:blip>
-                    <a:srcRect/>
-                    <a:stretch>
-                      <a:fillRect/>
-                    </a:stretch>
-                  </pic:blipFill>
-                  <pic:spPr bwMode="auto">
-                    <a:xfrm>
-                      <a:off x="0" y="0"/>
-                      <a:ext cx="1851660" cy="1851660"/>
-                    </a:xfrm>
-                    <a:prstGeom prst="rect">
-                      <a:avLst/>
-                    </a:prstGeom>
-                    <a:noFill/>
-                    <a:ln>
-                      <a:noFill/>
-                    </a:ln>
-                  </pic:spPr>
-                </pic:pic>
-              </a:graphicData>
-            </a:graphic>
-          </wp:inline>
-        </w:drawing>
-      </w:r>
-    </w:p>
-    <w:p>
-      <w:r>
-        <w:t>Monitor &amp; Defibrillator Shelf</w:t>
-      </w:r>
-    </w:p>
-    <w:p>
-      <w:r>
-        <w:lastRenderedPageBreak/>
-        <w:drawing>
-          <wp:inline distT="0" distB="0" distL="0" distR="0" wp14:anchorId="1F50E3E9" wp14:editId="10296192">
-            <wp:extent cx="3802380" cy="3741420"/>
-            <wp:effectExtent l="0" t="0" r="7620" b="0"/>
-            <wp:docPr id="2063158692" name="Picture 35"/>
-            <wp:cNvGraphicFramePr>
-              <a:graphicFrameLocks xmlns:a="http://schemas.openxmlformats.org/drawingml/2006/main" noChangeAspect="1"/>
-            </wp:cNvGraphicFramePr>
-            <a:graphic xmlns:a="http://schemas.openxmlformats.org/drawingml/2006/main">
-              <a:graphicData uri="http://schemas.openxmlformats.org/drawingml/2006/picture">
-                <pic:pic xmlns:pic="http://schemas.openxmlformats.org/drawingml/2006/picture">
-                  <pic:nvPicPr>
-                    <pic:cNvPr id="0" name="Picture 134"/>
-                    <pic:cNvPicPr>
-                      <a:picLocks noChangeAspect="1" noChangeArrowheads="1"/>
-                    </pic:cNvPicPr>
-                  </pic:nvPicPr>
-                  <pic:blipFill>
-                    <a:blip r:embed="rId21">
-                      <a:extLst>
-                        <a:ext uri="{28A0092B-C50C-407E-A947-70E740481C1C}">
-                          <a14:useLocalDpi xmlns:a14="http://schemas.microsoft.com/office/drawing/2010/main" val="0"/>
-                        </a:ext>
-                      </a:extLst>
-                    </a:blip>
-                    <a:srcRect/>
-                    <a:stretch>
-                      <a:fillRect/>
-                    </a:stretch>
-                  </pic:blipFill>
-                  <pic:spPr bwMode="auto">
-                    <a:xfrm>
-                      <a:off x="0" y="0"/>
-                      <a:ext cx="3802380" cy="3741420"/>
-                    </a:xfrm>
-                    <a:prstGeom prst="rect">
-                      <a:avLst/>
-                    </a:prstGeom>
-                    <a:noFill/>
-                    <a:ln>
-                      <a:noFill/>
-                    </a:ln>
-                  </pic:spPr>
-                </pic:pic>
-              </a:graphicData>
-            </a:graphic>
-          </wp:inline>
-        </w:drawing>
-      </w:r>
-    </w:p>
-    <w:p>
-      <w:r>
-        <w:t>Weighing Scale System</w:t>
-      </w:r>
-    </w:p>
-    <w:p>
-      <w:r>
-        <w:drawing>
-          <wp:inline distT="0" distB="0" distL="0" distR="0" wp14:anchorId="7D4427B3" wp14:editId="63334BE9">
-            <wp:extent cx="1851660" cy="1851660"/>
-            <wp:effectExtent l="0" t="0" r="0" b="0"/>
-            <wp:docPr id="96369475" name="Picture 34"/>
-            <wp:cNvGraphicFramePr>
-              <a:graphicFrameLocks xmlns:a="http://schemas.openxmlformats.org/drawingml/2006/main" noChangeAspect="1"/>
-            </wp:cNvGraphicFramePr>
-            <a:graphic xmlns:a="http://schemas.openxmlformats.org/drawingml/2006/main">
-              <a:graphicData uri="http://schemas.openxmlformats.org/drawingml/2006/picture">
-                <pic:pic xmlns:pic="http://schemas.openxmlformats.org/drawingml/2006/picture">
-                  <pic:nvPicPr>
-                    <pic:cNvPr id="0" name="Picture 135"/>
-                    <pic:cNvPicPr>
-                      <a:picLocks noChangeAspect="1" noChangeArrowheads="1"/>
-                    </pic:cNvPicPr>
-                  </pic:nvPicPr>
-                  <pic:blipFill>
-                    <a:blip r:embed="rId22">
-                      <a:extLst>
-                        <a:ext uri="{28A0092B-C50C-407E-A947-70E740481C1C}">
-                          <a14:useLocalDpi xmlns:a14="http://schemas.microsoft.com/office/drawing/2010/main" val="0"/>
-                        </a:ext>
-                      </a:extLst>
-                    </a:blip>
-                    <a:srcRect/>
-                    <a:stretch>
-                      <a:fillRect/>
-                    </a:stretch>
-                  </pic:blipFill>
-                  <pic:spPr bwMode="auto">
-                    <a:xfrm>
-                      <a:off x="0" y="0"/>
-                      <a:ext cx="1851660" cy="1851660"/>
-                    </a:xfrm>
-                    <a:prstGeom prst="rect">
-                      <a:avLst/>
-                    </a:prstGeom>
-                    <a:noFill/>
-                    <a:ln>
-                      <a:noFill/>
-                    </a:ln>
-                  </pic:spPr>
-                </pic:pic>
-              </a:graphicData>
-            </a:graphic>
-          </wp:inline>
-        </w:drawing>
-      </w:r>
-    </w:p>
-    <w:p>
-      <w:r>
-        <w:t>Nurse Panel Shelf</w:t>
-      </w:r>
-    </w:p>
-    <w:p>
-      <w:r>
-        <w:lastRenderedPageBreak/>
-        <w:drawing>
-          <wp:inline distT="0" distB="0" distL="0" distR="0" wp14:anchorId="3AB3F7DD" wp14:editId="3971C186">
-            <wp:extent cx="1752600" cy="1813560"/>
-            <wp:effectExtent l="0" t="0" r="0" b="0"/>
-            <wp:docPr id="302604159" name="Picture 33"/>
-            <wp:cNvGraphicFramePr>
-              <a:graphicFrameLocks xmlns:a="http://schemas.openxmlformats.org/drawingml/2006/main" noChangeAspect="1"/>
-            </wp:cNvGraphicFramePr>
-            <a:graphic xmlns:a="http://schemas.openxmlformats.org/drawingml/2006/main">
-              <a:graphicData uri="http://schemas.openxmlformats.org/drawingml/2006/picture">
-                <pic:pic xmlns:pic="http://schemas.openxmlformats.org/drawingml/2006/picture">
-                  <pic:nvPicPr>
-                    <pic:cNvPr id="0" name="Picture 136"/>
-                    <pic:cNvPicPr>
-                      <a:picLocks noChangeAspect="1" noChangeArrowheads="1"/>
-                    </pic:cNvPicPr>
-                  </pic:nvPicPr>
-                  <pic:blipFill>
-                    <a:blip r:embed="rId23">
-                      <a:extLst>
-                        <a:ext uri="{28A0092B-C50C-407E-A947-70E740481C1C}">
-                          <a14:useLocalDpi xmlns:a14="http://schemas.microsoft.com/office/drawing/2010/main" val="0"/>
-                        </a:ext>
-                      </a:extLst>
-                    </a:blip>
-                    <a:srcRect/>
-                    <a:stretch>
-                      <a:fillRect/>
-                    </a:stretch>
-                  </pic:blipFill>
-                  <pic:spPr bwMode="auto">
-                    <a:xfrm>
-                      <a:off x="0" y="0"/>
-                      <a:ext cx="1752600" cy="1813560"/>
-                    </a:xfrm>
-                    <a:prstGeom prst="rect">
-                      <a:avLst/>
-                    </a:prstGeom>
-                    <a:noFill/>
-                    <a:ln>
-                      <a:noFill/>
-                    </a:ln>
-                  </pic:spPr>
-                </pic:pic>
-              </a:graphicData>
-            </a:graphic>
-          </wp:inline>
-        </w:drawing>
-      </w:r>
-    </w:p>
-    <w:p>
-      <w:r>
-        <w:t>Orthopedic Traction System</w:t>
-      </w:r>
-    </w:p>
-    <w:p>
-      <w:r>
-        <w:rPr>
-          <w:b/>
-          <w:bCs/>
-        </w:rPr>
-        <w:t>COLOR CHART</w:t>
-      </w:r>
-    </w:p>
-    <w:p>
-      <w:r>
-        <w:drawing>
-          <wp:inline distT="0" distB="0" distL="0" distR="0" wp14:anchorId="25389A40" wp14:editId="33EF1908">
-            <wp:extent cx="2354580" cy="1333500"/>
-            <wp:effectExtent l="0" t="0" r="7620" b="0"/>
-            <wp:docPr id="1032399513" name="Picture 32"/>
-            <wp:cNvGraphicFramePr>
-              <a:graphicFrameLocks xmlns:a="http://schemas.openxmlformats.org/drawingml/2006/main" noChangeAspect="1"/>
-            </wp:cNvGraphicFramePr>
-            <a:graphic xmlns:a="http://schemas.openxmlformats.org/drawingml/2006/main">
-              <a:graphicData uri="http://schemas.openxmlformats.org/drawingml/2006/picture">
-                <pic:pic xmlns:pic="http://schemas.openxmlformats.org/drawingml/2006/picture">
-                  <pic:nvPicPr>
-                    <pic:cNvPr id="0" name="Picture 137"/>
-                    <pic:cNvPicPr>
-                      <a:picLocks noChangeAspect="1" noChangeArrowheads="1"/>
-                    </pic:cNvPicPr>
-                  </pic:nvPicPr>
-                  <pic:blipFill>
-                    <a:blip r:embed="rId24">
-                      <a:extLst>
-                        <a:ext uri="{28A0092B-C50C-407E-A947-70E740481C1C}">
-                          <a14:useLocalDpi xmlns:a14="http://schemas.microsoft.com/office/drawing/2010/main" val="0"/>
-                        </a:ext>
-                      </a:extLst>
-                    </a:blip>
-                    <a:srcRect/>
-                    <a:stretch>
-                      <a:fillRect/>
-                    </a:stretch>
-                  </pic:blipFill>
-                  <pic:spPr bwMode="auto">
-                    <a:xfrm>
-                      <a:off x="0" y="0"/>
-                      <a:ext cx="2354580" cy="1333500"/>
-                    </a:xfrm>
-                    <a:prstGeom prst="rect">
-                      <a:avLst/>
-                    </a:prstGeom>
-                    <a:noFill/>
-                    <a:ln>
-                      <a:noFill/>
-                    </a:ln>
-                  </pic:spPr>
-                </pic:pic>
-              </a:graphicData>
-            </a:graphic>
-          </wp:inline>
-        </w:drawing>
-      </w:r>
-    </w:p>
-    <w:p>
-      <w:r>
-        <w:rPr>
-          <w:b/>
-          <w:bCs/>
-        </w:rPr>
-        <w:t>P01</w:t>
-      </w:r>
-    </w:p>
-    <w:p>
-      <w:r>
-        <w:drawing>
-          <wp:inline distT="0" distB="0" distL="0" distR="0" wp14:anchorId="07824F3D" wp14:editId="1DB1DA25">
-            <wp:extent cx="2354580" cy="1333500"/>
-            <wp:effectExtent l="0" t="0" r="7620" b="0"/>
-            <wp:docPr id="1250288665" name="Picture 31"/>
-            <wp:cNvGraphicFramePr>
-              <a:graphicFrameLocks xmlns:a="http://schemas.openxmlformats.org/drawingml/2006/main" noChangeAspect="1"/>
-            </wp:cNvGraphicFramePr>
-            <a:graphic xmlns:a="http://schemas.openxmlformats.org/drawingml/2006/main">
-              <a:graphicData uri="http://schemas.openxmlformats.org/drawingml/2006/picture">
-                <pic:pic xmlns:pic="http://schemas.openxmlformats.org/drawingml/2006/picture">
-                  <pic:nvPicPr>
-                    <pic:cNvPr id="0" name="Picture 138"/>
-                    <pic:cNvPicPr>
-                      <a:picLocks noChangeAspect="1" noChangeArrowheads="1"/>
-                    </pic:cNvPicPr>
-                  </pic:nvPicPr>
-                  <pic:blipFill>
-                    <a:blip r:embed="rId25">
-                      <a:extLst>
-                        <a:ext uri="{28A0092B-C50C-407E-A947-70E740481C1C}">
-                          <a14:useLocalDpi xmlns:a14="http://schemas.microsoft.com/office/drawing/2010/main" val="0"/>
-                        </a:ext>
-                      </a:extLst>
-                    </a:blip>
-                    <a:srcRect/>
-                    <a:stretch>
-                      <a:fillRect/>
-                    </a:stretch>
-                  </pic:blipFill>
-                  <pic:spPr bwMode="auto">
-                    <a:xfrm>
-                      <a:off x="0" y="0"/>
-                      <a:ext cx="2354580" cy="1333500"/>
-                    </a:xfrm>
-                    <a:prstGeom prst="rect">
-                      <a:avLst/>
-                    </a:prstGeom>
-                    <a:noFill/>
-                    <a:ln>
-                      <a:noFill/>
-                    </a:ln>
-                  </pic:spPr>
-                </pic:pic>
-              </a:graphicData>
-            </a:graphic>
-          </wp:inline>
-        </w:drawing>
-      </w:r>
-    </w:p>
-    <w:p>
-      <w:r>
-        <w:rPr>
-          <w:b/>
-          <w:bCs/>
-        </w:rPr>
-        <w:t>P02</w:t>
-      </w:r>
-    </w:p>
-    <w:p>
-      <w:r>
-        <w:drawing>
-          <wp:inline distT="0" distB="0" distL="0" distR="0" wp14:anchorId="2D267D4D" wp14:editId="74C5F09D">
-            <wp:extent cx="2354580" cy="1333500"/>
-            <wp:effectExtent l="0" t="0" r="7620" b="0"/>
-            <wp:docPr id="464635863" name="Picture 30"/>
-            <wp:cNvGraphicFramePr>
-              <a:graphicFrameLocks xmlns:a="http://schemas.openxmlformats.org/drawingml/2006/main" noChangeAspect="1"/>
-            </wp:cNvGraphicFramePr>
-            <a:graphic xmlns:a="http://schemas.openxmlformats.org/drawingml/2006/main">
-              <a:graphicData uri="http://schemas.openxmlformats.org/drawingml/2006/picture">
-                <pic:pic xmlns:pic="http://schemas.openxmlformats.org/drawingml/2006/picture">
-                  <pic:nvPicPr>
-                    <pic:cNvPr id="0" name="Picture 139"/>
-                    <pic:cNvPicPr>
-                      <a:picLocks noChangeAspect="1" noChangeArrowheads="1"/>
-                    </pic:cNvPicPr>
-                  </pic:nvPicPr>
-                  <pic:blipFill>
-                    <a:blip r:embed="rId26">
-                      <a:extLst>
-                        <a:ext uri="{28A0092B-C50C-407E-A947-70E740481C1C}">
-                          <a14:useLocalDpi xmlns:a14="http://schemas.microsoft.com/office/drawing/2010/main" val="0"/>
-                        </a:ext>
-                      </a:extLst>
-                    </a:blip>
-                    <a:srcRect/>
-                    <a:stretch>
-                      <a:fillRect/>
-                    </a:stretch>
-                  </pic:blipFill>
-                  <pic:spPr bwMode="auto">
-                    <a:xfrm>
-                      <a:off x="0" y="0"/>
-                      <a:ext cx="2354580" cy="1333500"/>
-                    </a:xfrm>
-                    <a:prstGeom prst="rect">
-                      <a:avLst/>
-                    </a:prstGeom>
-                    <a:noFill/>
-                    <a:ln>
-                      <a:noFill/>
-                    </a:ln>
-                  </pic:spPr>
-                </pic:pic>
-              </a:graphicData>
-            </a:graphic>
-          </wp:inline>
-        </w:drawing>
-      </w:r>
-    </w:p>
-    <w:p>
-      <w:r>
-        <w:rPr>
-          <w:b/>
-          <w:bCs/>
-        </w:rPr>
-        <w:t>P03</w:t>
-      </w:r>
-    </w:p>
-    <w:p>
-      <w:r>
-        <w:lastRenderedPageBreak/>
-        <w:drawing>
-          <wp:inline distT="0" distB="0" distL="0" distR="0" wp14:anchorId="38A1B7E8" wp14:editId="6C911826">
-            <wp:extent cx="2354580" cy="1333500"/>
-            <wp:effectExtent l="0" t="0" r="7620" b="0"/>
-            <wp:docPr id="1312564360" name="Picture 29"/>
-            <wp:cNvGraphicFramePr>
-              <a:graphicFrameLocks xmlns:a="http://schemas.openxmlformats.org/drawingml/2006/main" noChangeAspect="1"/>
-            </wp:cNvGraphicFramePr>
-            <a:graphic xmlns:a="http://schemas.openxmlformats.org/drawingml/2006/main">
-              <a:graphicData uri="http://schemas.openxmlformats.org/drawingml/2006/picture">
-                <pic:pic xmlns:pic="http://schemas.openxmlformats.org/drawingml/2006/picture">
-                  <pic:nvPicPr>
-                    <pic:cNvPr id="0" name="Picture 140"/>
-                    <pic:cNvPicPr>
-                      <a:picLocks noChangeAspect="1" noChangeArrowheads="1"/>
-                    </pic:cNvPicPr>
-                  </pic:nvPicPr>
-                  <pic:blipFill>
-                    <a:blip r:embed="rId27">
-                      <a:extLst>
-                        <a:ext uri="{28A0092B-C50C-407E-A947-70E740481C1C}">
-                          <a14:useLocalDpi xmlns:a14="http://schemas.microsoft.com/office/drawing/2010/main" val="0"/>
-                        </a:ext>
-                      </a:extLst>
-                    </a:blip>
-                    <a:srcRect/>
-                    <a:stretch>
-                      <a:fillRect/>
-                    </a:stretch>
-                  </pic:blipFill>
-                  <pic:spPr bwMode="auto">
-                    <a:xfrm>
-                      <a:off x="0" y="0"/>
-                      <a:ext cx="2354580" cy="1333500"/>
-                    </a:xfrm>
-                    <a:prstGeom prst="rect">
-                      <a:avLst/>
-                    </a:prstGeom>
-                    <a:noFill/>
-                    <a:ln>
-                      <a:noFill/>
-                    </a:ln>
-                  </pic:spPr>
-                </pic:pic>
-              </a:graphicData>
-            </a:graphic>
-          </wp:inline>
-        </w:drawing>
-      </w:r>
-    </w:p>
-    <w:p>
-      <w:r>
-        <w:rPr>
-          <w:b/>
-          <w:bCs/>
-        </w:rPr>
-        <w:t>P04</w:t>
-      </w:r>
-    </w:p>
-    <w:p>
-      <w:r>
-        <w:drawing>
-          <wp:inline distT="0" distB="0" distL="0" distR="0" wp14:anchorId="2F191D51" wp14:editId="37516D15">
-            <wp:extent cx="2354580" cy="1333500"/>
-            <wp:effectExtent l="0" t="0" r="7620" b="0"/>
-            <wp:docPr id="2094369734" name="Picture 28"/>
-            <wp:cNvGraphicFramePr>
-              <a:graphicFrameLocks xmlns:a="http://schemas.openxmlformats.org/drawingml/2006/main" noChangeAspect="1"/>
-            </wp:cNvGraphicFramePr>
-            <a:graphic xmlns:a="http://schemas.openxmlformats.org/drawingml/2006/main">
-              <a:graphicData uri="http://schemas.openxmlformats.org/drawingml/2006/picture">
-                <pic:pic xmlns:pic="http://schemas.openxmlformats.org/drawingml/2006/picture">
-                  <pic:nvPicPr>
-                    <pic:cNvPr id="0" name="Picture 141"/>
-                    <pic:cNvPicPr>
-                      <a:picLocks noChangeAspect="1" noChangeArrowheads="1"/>
-                    </pic:cNvPicPr>
-                  </pic:nvPicPr>
-                  <pic:blipFill>
-                    <a:blip r:embed="rId28">
-                      <a:extLst>
-                        <a:ext uri="{28A0092B-C50C-407E-A947-70E740481C1C}">
-                          <a14:useLocalDpi xmlns:a14="http://schemas.microsoft.com/office/drawing/2010/main" val="0"/>
-                        </a:ext>
-                      </a:extLst>
-                    </a:blip>
-                    <a:srcRect/>
-                    <a:stretch>
-                      <a:fillRect/>
-                    </a:stretch>
-                  </pic:blipFill>
-                  <pic:spPr bwMode="auto">
-                    <a:xfrm>
-                      <a:off x="0" y="0"/>
-                      <a:ext cx="2354580" cy="1333500"/>
-                    </a:xfrm>
-                    <a:prstGeom prst="rect">
-                      <a:avLst/>
-                    </a:prstGeom>
-                    <a:noFill/>
-                    <a:ln>
-                      <a:noFill/>
-                    </a:ln>
-                  </pic:spPr>
-                </pic:pic>
-              </a:graphicData>
-            </a:graphic>
-          </wp:inline>
-        </w:drawing>
-      </w:r>
-    </w:p>
-    <w:p>
-      <w:r>
-        <w:rPr>
-          <w:b/>
-          <w:bCs/>
-        </w:rPr>
-        <w:t>P05</w:t>
-      </w:r>
-    </w:p>
-    <w:p>
-      <w:r>
-        <w:drawing>
-          <wp:inline distT="0" distB="0" distL="0" distR="0" wp14:anchorId="718684B0" wp14:editId="2E0B738E">
-            <wp:extent cx="2354580" cy="1333500"/>
-            <wp:effectExtent l="0" t="0" r="7620" b="0"/>
-            <wp:docPr id="30029373" name="Picture 27"/>
-            <wp:cNvGraphicFramePr>
-              <a:graphicFrameLocks xmlns:a="http://schemas.openxmlformats.org/drawingml/2006/main" noChangeAspect="1"/>
-            </wp:cNvGraphicFramePr>
-            <a:graphic xmlns:a="http://schemas.openxmlformats.org/drawingml/2006/main">
-              <a:graphicData uri="http://schemas.openxmlformats.org/drawingml/2006/picture">
-                <pic:pic xmlns:pic="http://schemas.openxmlformats.org/drawingml/2006/picture">
-                  <pic:nvPicPr>
-                    <pic:cNvPr id="0" name="Picture 142"/>
-                    <pic:cNvPicPr>
-                      <a:picLocks noChangeAspect="1" noChangeArrowheads="1"/>
-                    </pic:cNvPicPr>
-                  </pic:nvPicPr>
-                  <pic:blipFill>
-                    <a:blip r:embed="rId29">
-                      <a:extLst>
-                        <a:ext uri="{28A0092B-C50C-407E-A947-70E740481C1C}">
-                          <a14:useLocalDpi xmlns:a14="http://schemas.microsoft.com/office/drawing/2010/main" val="0"/>
-                        </a:ext>
-                      </a:extLst>
-                    </a:blip>
-                    <a:srcRect/>
-                    <a:stretch>
-                      <a:fillRect/>
-                    </a:stretch>
-                  </pic:blipFill>
-                  <pic:spPr bwMode="auto">
-                    <a:xfrm>
-                      <a:off x="0" y="0"/>
-                      <a:ext cx="2354580" cy="1333500"/>
-                    </a:xfrm>
-                    <a:prstGeom prst="rect">
-                      <a:avLst/>
-                    </a:prstGeom>
-                    <a:noFill/>
-                    <a:ln>
-                      <a:noFill/>
-                    </a:ln>
-                  </pic:spPr>
-                </pic:pic>
-              </a:graphicData>
-            </a:graphic>
-          </wp:inline>
-        </w:drawing>
-      </w:r>
-    </w:p>
-    <w:p>
-      <w:r>
-        <w:rPr>
-          <w:b/>
-          <w:bCs/>
-        </w:rPr>
-        <w:t>P06</w:t>
-      </w:r>
-    </w:p>
-    <w:p>
-      <w:r>
-        <w:drawing>
-          <wp:inline distT="0" distB="0" distL="0" distR="0" wp14:anchorId="509D5317" wp14:editId="50E8EEF5">
-            <wp:extent cx="2354580" cy="1333500"/>
-            <wp:effectExtent l="0" t="0" r="7620" b="0"/>
-            <wp:docPr id="701846751" name="Picture 26"/>
-            <wp:cNvGraphicFramePr>
-              <a:graphicFrameLocks xmlns:a="http://schemas.openxmlformats.org/drawingml/2006/main" noChangeAspect="1"/>
-            </wp:cNvGraphicFramePr>
-            <a:graphic xmlns:a="http://schemas.openxmlformats.org/drawingml/2006/main">
-              <a:graphicData uri="http://schemas.openxmlformats.org/drawingml/2006/picture">
-                <pic:pic xmlns:pic="http://schemas.openxmlformats.org/drawingml/2006/picture">
-                  <pic:nvPicPr>
-                    <pic:cNvPr id="0" name="Picture 143"/>
-                    <pic:cNvPicPr>
-                      <a:picLocks noChangeAspect="1" noChangeArrowheads="1"/>
-                    </pic:cNvPicPr>
-                  </pic:nvPicPr>
-                  <pic:blipFill>
-                    <a:blip r:embed="rId30">
-                      <a:extLst>
-                        <a:ext uri="{28A0092B-C50C-407E-A947-70E740481C1C}">
-                          <a14:useLocalDpi xmlns:a14="http://schemas.microsoft.com/office/drawing/2010/main" val="0"/>
-                        </a:ext>
-                      </a:extLst>
-                    </a:blip>
-                    <a:srcRect/>
-                    <a:stretch>
-                      <a:fillRect/>
-                    </a:stretch>
-                  </pic:blipFill>
-                  <pic:spPr bwMode="auto">
-                    <a:xfrm>
-                      <a:off x="0" y="0"/>
-                      <a:ext cx="2354580" cy="1333500"/>
-                    </a:xfrm>
-                    <a:prstGeom prst="rect">
-                      <a:avLst/>
-                    </a:prstGeom>
-                    <a:noFill/>
-                    <a:ln>
-                      <a:noFill/>
-                    </a:ln>
-                  </pic:spPr>
-                </pic:pic>
-              </a:graphicData>
-            </a:graphic>
-          </wp:inline>
-        </w:drawing>
-      </w:r>
-    </w:p>
-    <w:p>
-      <w:r>
-        <w:rPr>
-          <w:b/>
-          <w:bCs/>
-        </w:rPr>
-        <w:t>P07</w:t>
-      </w:r>
-    </w:p>
-    <w:p>
-      <w:r>
-        <w:lastRenderedPageBreak/>
-        <w:drawing>
-          <wp:inline distT="0" distB="0" distL="0" distR="0" wp14:anchorId="3E897CA3" wp14:editId="786CAC29">
-            <wp:extent cx="2354580" cy="1333500"/>
-            <wp:effectExtent l="0" t="0" r="7620" b="0"/>
-            <wp:docPr id="1286950385" name="Picture 25"/>
-            <wp:cNvGraphicFramePr>
-              <a:graphicFrameLocks xmlns:a="http://schemas.openxmlformats.org/drawingml/2006/main" noChangeAspect="1"/>
-            </wp:cNvGraphicFramePr>
-            <a:graphic xmlns:a="http://schemas.openxmlformats.org/drawingml/2006/main">
-              <a:graphicData uri="http://schemas.openxmlformats.org/drawingml/2006/picture">
-                <pic:pic xmlns:pic="http://schemas.openxmlformats.org/drawingml/2006/picture">
-                  <pic:nvPicPr>
-                    <pic:cNvPr id="0" name="Picture 144"/>
-                    <pic:cNvPicPr>
-                      <a:picLocks noChangeAspect="1" noChangeArrowheads="1"/>
-                    </pic:cNvPicPr>
-                  </pic:nvPicPr>
-                  <pic:blipFill>
-                    <a:blip r:embed="rId31">
-                      <a:extLst>
-                        <a:ext uri="{28A0092B-C50C-407E-A947-70E740481C1C}">
-                          <a14:useLocalDpi xmlns:a14="http://schemas.microsoft.com/office/drawing/2010/main" val="0"/>
-                        </a:ext>
-                      </a:extLst>
-                    </a:blip>
-                    <a:srcRect/>
-                    <a:stretch>
-                      <a:fillRect/>
-                    </a:stretch>
-                  </pic:blipFill>
-                  <pic:spPr bwMode="auto">
-                    <a:xfrm>
-                      <a:off x="0" y="0"/>
-                      <a:ext cx="2354580" cy="1333500"/>
-                    </a:xfrm>
-                    <a:prstGeom prst="rect">
-                      <a:avLst/>
-                    </a:prstGeom>
-                    <a:noFill/>
-                    <a:ln>
-                      <a:noFill/>
-                    </a:ln>
-                  </pic:spPr>
-                </pic:pic>
-              </a:graphicData>
-            </a:graphic>
-          </wp:inline>
-        </w:drawing>
-      </w:r>
-    </w:p>
-    <w:p>
-      <w:r>
-        <w:rPr>
-          <w:b/>
-          <w:bCs/>
-        </w:rPr>
-        <w:t>P08</w:t>
-      </w:r>
-    </w:p>
-    <w:p/>
     <w:sectPr>
       <w:pgSz w:w="12240" w:h="15840"/>
       <w:pgMar w:top="1440" w:right="1440" w:bottom="1440" w:left="1440" w:header="720" w:footer="720" w:gutter="0"/>
@@ -2353,7 +1004,7 @@
 </file>
 
 <file path=word/numbering.xml><?xml version="1.0" encoding="utf-8"?>
-<w:numbering xmlns:wpc="http://schemas.microsoft.com/office/word/2010/wordprocessingCanvas" xmlns:cx="http://schemas.microsoft.com/office/drawing/2014/chartex" xmlns:cx1="http://schemas.microsoft.com/office/drawing/2015/9/8/chartex" xmlns:cx2="http://schemas.microsoft.com/office/drawing/2015/10/21/chartex" xmlns:cx3="http://schemas.microsoft.com/office/drawing/2016/5/9/chartex" xmlns:cx4="http://schemas.microsoft.com/office/drawing/2016/5/10/chartex" xmlns:cx5="http://schemas.microsoft.com/office/drawing/2016/5/11/chartex" xmlns:cx6="http://schemas.microsoft.com/office/drawing/2016/5/12/chartex" xmlns:cx7="http://schemas.microsoft.com/office/drawing/2016/5/13/chartex" xmlns:cx8="http://schemas.microsoft.com/office/drawing/2016/5/14/chartex" xmlns:mc="http://schemas.openxmlformats.org/markup-compatibility/2006" xmlns:aink="http://schemas.microsoft.com/office/drawing/2016/ink" xmlns:am3d="http://schemas.microsoft.com/office/drawing/2017/model3d" xmlns:o="urn:schemas-microsoft-com:office:office" xmlns:oel="http://schemas.microsoft.com/office/2019/extlst" xmlns:r="http://schemas.openxmlformats.org/officeDocument/2006/relationships" xmlns:m="http://schemas.openxmlformats.org/officeDocument/2006/math" xmlns:v="urn:schemas-microsoft-com:vml" xmlns:wp14="http://schemas.microsoft.com/office/word/2010/wordprocessingDrawing" xmlns:wp="http://schemas.openxmlformats.org/drawingml/2006/wordprocessingDrawing" xmlns:w10="urn:schemas-microsoft-com:office:word" xmlns:w="http://schemas.openxmlformats.org/wordprocessingml/2006/main" xmlns:w14="http://schemas.microsoft.com/office/word/2010/wordml" xmlns:w15="http://schemas.microsoft.com/office/word/2012/wordml" xmlns:w16cex="http://schemas.microsoft.com/office/word/2018/wordml/cex" xmlns:w16cid="http://schemas.microsoft.com/office/word/2016/wordml/cid" xmlns:w16="http://schemas.microsoft.com/office/word/2018/wordml" xmlns:w16du="http://schemas.microsoft.com/office/word/2023/wordml/word16du" xmlns:w16sdtdh="http://schemas.microsoft.com/office/word/2020/wordml/sdtdatahash" xmlns:w16sdtfl="http://schemas.microsoft.com/office/word/2024/wordml/sdtformatlock" xmlns:w16se="http://schemas.microsoft.com/office/word/2015/wordml/symex" xmlns:wpg="http://schemas.microsoft.com/office/word/2010/wordprocessingGroup" xmlns:wpi="http://schemas.microsoft.com/office/word/2010/wordprocessingInk" xmlns:wne="http://schemas.microsoft.com/office/word/2006/wordml" xmlns:wps="http://schemas.microsoft.com/office/word/2010/wordprocessingShape" mc:Ignorable="w14 w15 w16se w16cid w16 w16cex w16sdtdh w16sdtfl w16du wp14">
+<w:numbering xmlns:wpc="http://schemas.microsoft.com/office/word/2010/wordprocessingCanvas" xmlns:cx="http://schemas.microsoft.com/office/drawing/2014/chartex" xmlns:cx1="http://schemas.microsoft.com/office/drawing/2015/9/8/chartex" xmlns:cx2="http://schemas.microsoft.com/office/drawing/2015/10/21/chartex" xmlns:cx3="http://schemas.microsoft.com/office/drawing/2016/5/9/chartex" xmlns:cx4="http://schemas.microsoft.com/office/drawing/2016/5/10/chartex" xmlns:cx5="http://schemas.microsoft.com/office/drawing/2016/5/11/chartex" xmlns:cx6="http://schemas.microsoft.com/office/drawing/2016/5/12/chartex" xmlns:cx7="http://schemas.microsoft.com/office/drawing/2016/5/13/chartex" xmlns:cx8="http://schemas.microsoft.com/office/drawing/2016/5/14/chartex" xmlns:mc="http://schemas.openxmlformats.org/markup-compatibility/2006" xmlns:aink="http://schemas.microsoft.com/office/drawing/2016/ink" xmlns:am3d="http://schemas.microsoft.com/office/drawing/2017/model3d" xmlns:o="urn:schemas-microsoft-com:office:office" xmlns:r="http://schemas.openxmlformats.org/officeDocument/2006/relationships" xmlns:m="http://schemas.openxmlformats.org/officeDocument/2006/math" xmlns:v="urn:schemas-microsoft-com:vml" xmlns:wp14="http://schemas.microsoft.com/office/word/2010/wordprocessingDrawing" xmlns:wp="http://schemas.openxmlformats.org/drawingml/2006/wordprocessingDrawing" xmlns:w10="urn:schemas-microsoft-com:office:word" xmlns:w="http://schemas.openxmlformats.org/wordprocessingml/2006/main" xmlns:w14="http://schemas.microsoft.com/office/word/2010/wordml" xmlns:w15="http://schemas.microsoft.com/office/word/2012/wordml" xmlns:w16cid="http://schemas.microsoft.com/office/word/2016/wordml/cid" xmlns:w16se="http://schemas.microsoft.com/office/word/2015/wordml/symex" xmlns:wpg="http://schemas.microsoft.com/office/word/2010/wordprocessingGroup" xmlns:wpi="http://schemas.microsoft.com/office/word/2010/wordprocessingInk" xmlns:wne="http://schemas.microsoft.com/office/word/2006/wordml" xmlns:wps="http://schemas.microsoft.com/office/word/2010/wordprocessingShape" mc:Ignorable="w14 w15 w16se w16cid wp14">
   <w:abstractNum w:abstractNumId="0" w15:restartNumberingAfterBreak="0">
     <w:nsid w:val="0C2B7951"/>
     <w:multiLevelType w:val="multilevel"/>
@@ -4142,47 +2793,47 @@
       </w:rPr>
     </w:lvl>
   </w:abstractNum>
-  <w:num w:numId="1" w16cid:durableId="1115369000">
+  <w:num w:numId="1">
     <w:abstractNumId w:val="5"/>
   </w:num>
-  <w:num w:numId="2" w16cid:durableId="980109635">
+  <w:num w:numId="2">
     <w:abstractNumId w:val="9"/>
   </w:num>
-  <w:num w:numId="3" w16cid:durableId="1387294498">
+  <w:num w:numId="3">
     <w:abstractNumId w:val="4"/>
   </w:num>
-  <w:num w:numId="4" w16cid:durableId="1068958809">
+  <w:num w:numId="4">
     <w:abstractNumId w:val="11"/>
   </w:num>
-  <w:num w:numId="5" w16cid:durableId="1935236192">
+  <w:num w:numId="5">
     <w:abstractNumId w:val="1"/>
   </w:num>
-  <w:num w:numId="6" w16cid:durableId="1782534333">
+  <w:num w:numId="6">
     <w:abstractNumId w:val="3"/>
   </w:num>
-  <w:num w:numId="7" w16cid:durableId="631787452">
+  <w:num w:numId="7">
     <w:abstractNumId w:val="10"/>
   </w:num>
-  <w:num w:numId="8" w16cid:durableId="1403139441">
+  <w:num w:numId="8">
     <w:abstractNumId w:val="0"/>
   </w:num>
-  <w:num w:numId="9" w16cid:durableId="1387875187">
+  <w:num w:numId="9">
     <w:abstractNumId w:val="7"/>
   </w:num>
-  <w:num w:numId="10" w16cid:durableId="1653177790">
+  <w:num w:numId="10">
     <w:abstractNumId w:val="8"/>
   </w:num>
-  <w:num w:numId="11" w16cid:durableId="928469450">
+  <w:num w:numId="11">
     <w:abstractNumId w:val="6"/>
   </w:num>
-  <w:num w:numId="12" w16cid:durableId="586691669">
+  <w:num w:numId="12">
     <w:abstractNumId w:val="2"/>
   </w:num>
 </w:numbering>
 </file>
 
 <file path=word/styles.xml><?xml version="1.0" encoding="utf-8"?>
-<w:styles xmlns:mc="http://schemas.openxmlformats.org/markup-compatibility/2006" xmlns:r="http://schemas.openxmlformats.org/officeDocument/2006/relationships" xmlns:w="http://schemas.openxmlformats.org/wordprocessingml/2006/main" xmlns:w14="http://schemas.microsoft.com/office/word/2010/wordml" xmlns:w15="http://schemas.microsoft.com/office/word/2012/wordml" xmlns:w16cex="http://schemas.microsoft.com/office/word/2018/wordml/cex" xmlns:w16cid="http://schemas.microsoft.com/office/word/2016/wordml/cid" xmlns:w16="http://schemas.microsoft.com/office/word/2018/wordml" xmlns:w16du="http://schemas.microsoft.com/office/word/2023/wordml/word16du" xmlns:w16sdtdh="http://schemas.microsoft.com/office/word/2020/wordml/sdtdatahash" xmlns:w16sdtfl="http://schemas.microsoft.com/office/word/2024/wordml/sdtformatlock" xmlns:w16se="http://schemas.microsoft.com/office/word/2015/wordml/symex" mc:Ignorable="w14 w15 w16se w16cid w16 w16cex w16sdtdh w16sdtfl w16du">
+<w:styles xmlns:mc="http://schemas.openxmlformats.org/markup-compatibility/2006" xmlns:r="http://schemas.openxmlformats.org/officeDocument/2006/relationships" xmlns:w="http://schemas.openxmlformats.org/wordprocessingml/2006/main" xmlns:w14="http://schemas.microsoft.com/office/word/2010/wordml" xmlns:w15="http://schemas.microsoft.com/office/word/2012/wordml" xmlns:w16cid="http://schemas.microsoft.com/office/word/2016/wordml/cid" xmlns:w16se="http://schemas.microsoft.com/office/word/2015/wordml/symex" mc:Ignorable="w14 w15 w16se w16cid">
   <w:docDefaults>
     <w:rPrDefault>
       <w:rPr>
@@ -4200,7 +2851,7 @@
       </w:pPr>
     </w:pPrDefault>
   </w:docDefaults>
-  <w:latentStyles w:defLockedState="0" w:defUIPriority="99" w:defSemiHidden="0" w:defUnhideWhenUsed="0" w:defQFormat="0" w:count="376">
+  <w:latentStyles w:defLockedState="0" w:defUIPriority="99" w:defSemiHidden="0" w:defUnhideWhenUsed="0" w:defQFormat="0" w:count="375">
     <w:lsdException w:name="Normal" w:uiPriority="0" w:qFormat="1"/>
     <w:lsdException w:name="heading 1" w:uiPriority="9" w:qFormat="1"/>
     <w:lsdException w:name="heading 2" w:semiHidden="1" w:uiPriority="9" w:unhideWhenUsed="1" w:qFormat="1"/>
@@ -4576,7 +3227,6 @@
     <w:lsdException w:name="Smart Hyperlink" w:semiHidden="1" w:unhideWhenUsed="1"/>
     <w:lsdException w:name="Hashtag" w:semiHidden="1" w:unhideWhenUsed="1"/>
     <w:lsdException w:name="Unresolved Mention" w:semiHidden="1" w:unhideWhenUsed="1"/>
-    <w:lsdException w:name="Smart Link" w:semiHidden="1" w:unhideWhenUsed="1"/>
   </w:latentStyles>
   <w:style w:type="paragraph" w:default="1" w:styleId="Normal">
     <w:name w:val="Normal"/>
@@ -4784,6 +3434,7 @@
   <w:style w:type="character" w:default="1" w:styleId="DefaultParagraphFont">
     <w:name w:val="Default Paragraph Font"/>
     <w:uiPriority w:val="1"/>
+    <w:semiHidden/>
     <w:unhideWhenUsed/>
   </w:style>
   <w:style w:type="table" w:default="1" w:styleId="TableNormal">
